--- a/SWI/201-Plant-Sampling/MM-4034-033-OR-03-SWI-PRO-MET-201-020-Reagent-Solution-Strength-Sampling---NaCN-NaOH-H2SO4-NaCl-Lime-and-RevA.docx
+++ b/SWI/201-Plant-Sampling/MM-4034-033-OR-03-SWI-PRO-MET-201-020-Reagent-Solution-Strength-Sampling---NaCN-NaOH-H2SO4-NaCl-Lime-and-RevA.docx
@@ -602,6 +602,60 @@
       <w:pPr>
         <w:spacing w:after="100" w:before="0" w:line="245"/>
       </w:pPr>
+    </w:p>
+    <w:tbl>
+      <w:tblPr>
+        <w:tblW w:type="dxa" w:w="9026"/>
+        <w:tblBorders>
+          <w:left w:val="single" w:color="B7791F" w:sz="18"/>
+        </w:tblBorders>
+        <w:tblCellMar>
+          <w:top w:type="dxa" w:w="90"/>
+          <w:left w:type="dxa" w:w="150"/>
+          <w:bottom w:type="dxa" w:w="90"/>
+          <w:right w:type="dxa" w:w="120"/>
+        </w:tblCellMar>
+      </w:tblPr>
+      <w:tblGrid>
+        <w:gridCol w:w="9026"/>
+      </w:tblGrid>
+      <w:tr>
+        <w:tc>
+          <w:tcPr>
+            <w:tcW w:type="dxa" w:w="9026"/>
+            <w:shd w:val="clear" w:color="auto" w:fill="FFF4D6"/>
+          </w:tcPr>
+          <w:p>
+            <w:pPr>
+              <w:spacing w:after="0" w:before="0" w:line="245"/>
+            </w:pPr>
+            <w:r>
+              <w:rPr>
+                <w:rFonts w:ascii="Calibri" w:cs="Calibri" w:eastAsia="Calibri" w:hAnsi="Calibri"/>
+                <w:b/>
+                <w:bCs/>
+                <w:color w:val="7A4B00"/>
+                <w:sz w:val="17"/>
+                <w:szCs w:val="17"/>
+              </w:rPr>
+              <w:t xml:space="preserve">DRAFT FOR REVIEW. Martabe work instructions 'Sampling Feed, Product and Final Product of Lime Slaker' (DOC-3-MET-PRS-WIN-00059-IE) as Part B and 'Sampling Hydrated Lime' (DOC-3-MET-PRS-WIN-00061-IE) as Part C added to Section 6, both v1.0 issued 25/12/2024. Not approved until reviewed. JSEA JSEA-PRO-MET-201-020 must be updated for the added hazard row.</w:t>
+            </w:r>
+          </w:p>
+        </w:tc>
+      </w:tr>
+    </w:tbl>
+    <w:p>
+      <w:pPr>
+        <w:spacing w:after="60" w:before="0" w:line="245"/>
+      </w:pPr>
+      <w:r>
+        <w:rPr>
+          <w:rFonts w:ascii="Calibri" w:cs="Calibri" w:eastAsia="Calibri" w:hAnsi="Calibri"/>
+          <w:sz w:val="17"/>
+          <w:szCs w:val="17"/>
+        </w:rPr>
+        <w:t xml:space="preserve"/>
+      </w:r>
     </w:p>
     <w:p>
       <w:pPr>
@@ -1845,6 +1899,56 @@
           </w:p>
         </w:tc>
       </w:tr>
+      <w:tr>
+        <w:tc>
+          <w:tcPr>
+            <w:tcW w:type="dxa" w:w="2900"/>
+            <w:tcMar>
+              <w:top w:type="dxa" w:w="55"/>
+              <w:left w:type="dxa" w:w="85"/>
+              <w:bottom w:type="dxa" w:w="55"/>
+              <w:right w:type="dxa" w:w="85"/>
+            </w:tcMar>
+          </w:tcPr>
+          <w:p>
+            <w:pPr>
+              <w:spacing w:after="0" w:line="235"/>
+            </w:pPr>
+            <w:r>
+              <w:rPr>
+                <w:rFonts w:ascii="Calibri" w:cs="Calibri" w:eastAsia="Calibri" w:hAnsi="Calibri"/>
+                <w:sz w:val="16"/>
+                <w:szCs w:val="16"/>
+              </w:rPr>
+              <w:t xml:space="preserve">[JSEA to confirm] Lime dust and contact when sampling bagged hydrated lime, and heat and dust at the lime slaker</w:t>
+            </w:r>
+          </w:p>
+        </w:tc>
+        <w:tc>
+          <w:tcPr>
+            <w:tcW w:type="dxa" w:w="6126"/>
+            <w:tcMar>
+              <w:top w:type="dxa" w:w="55"/>
+              <w:left w:type="dxa" w:w="85"/>
+              <w:bottom w:type="dxa" w:w="55"/>
+              <w:right w:type="dxa" w:w="85"/>
+            </w:tcMar>
+          </w:tcPr>
+          <w:p>
+            <w:pPr>
+              <w:spacing w:after="0" w:line="235"/>
+            </w:pPr>
+            <w:r>
+              <w:rPr>
+                <w:rFonts w:ascii="Calibri" w:cs="Calibri" w:eastAsia="Calibri" w:hAnsi="Calibri"/>
+                <w:sz w:val="16"/>
+                <w:szCs w:val="16"/>
+              </w:rPr>
+              <w:t xml:space="preserve">Hazmat overall, latex gloves, N95 mask, glasses, hard hat and safety boots. Eyewash proven flowing before starting; wash dust from the eyes at once; wash skin with soap under running water. Lime safety data sheet read. Sampler position watched. Forklift moves done only by an authorised operator. No water in the lime feed pocket at the slaker.</w:t>
+            </w:r>
+          </w:p>
+        </w:tc>
+      </w:tr>
     </w:tbl>
     <w:p>
       <w:pPr>
@@ -2432,6 +2536,24 @@
     </w:p>
     <w:p>
       <w:pPr>
+        <w:pStyle w:val="ListParagraph"/>
+        <w:numPr>
+          <w:ilvl w:val="0"/>
+          <w:numId w:val="1"/>
+        </w:numPr>
+        <w:spacing w:after="60" w:line="245"/>
+      </w:pPr>
+      <w:r>
+        <w:rPr>
+          <w:rFonts w:ascii="Calibri" w:cs="Calibri" w:eastAsia="Calibri" w:hAnsi="Calibri"/>
+          <w:sz w:val="17"/>
+          <w:szCs w:val="17"/>
+        </w:rPr>
+        <w:t xml:space="preserve">[M] Sample containers (sampler) kept at the lime slaker, dry plastic bags, scoop, marker, cable ties, forklift (hydrated lime bags), N95 mask, hazmat overall</w:t>
+      </w:r>
+    </w:p>
+    <w:p>
+      <w:pPr>
         <w:pStyle w:val="Heading1"/>
         <w:spacing w:after="120" w:before="260"/>
       </w:pPr>
@@ -2449,6 +2571,23 @@
     </w:p>
     <w:p>
       <w:pPr>
+        <w:spacing w:after="90" w:before="180" w:line="245"/>
+        <w:keepNext/>
+      </w:pPr>
+      <w:r>
+        <w:rPr>
+          <w:rFonts w:ascii="Calibri" w:cs="Calibri" w:eastAsia="Calibri" w:hAnsi="Calibri"/>
+          <w:b/>
+          <w:bCs/>
+          <w:color w:val="1F3864"/>
+          <w:sz w:val="19"/>
+          <w:szCs w:val="19"/>
+        </w:rPr>
+        <w:t xml:space="preserve">Part A - Made-up reagent strength sampling</w:t>
+      </w:r>
+    </w:p>
+    <w:p>
+      <w:pPr>
         <w:ind w:left="280"/>
         <w:spacing w:after="50" w:before="0" w:line="245"/>
       </w:pPr>
@@ -2637,6 +2776,367 @@
           <w:szCs w:val="17"/>
         </w:rPr>
         <w:t xml:space="preserve">  Record batch number, make-up time, measured strength and the target strength against each sample. Report any batch outside the target range to the Shift Supervisor before it is dosed.</w:t>
+      </w:r>
+    </w:p>
+    <w:p>
+      <w:pPr>
+        <w:spacing w:after="90" w:before="180" w:line="245"/>
+        <w:keepNext/>
+      </w:pPr>
+      <w:r>
+        <w:rPr>
+          <w:rFonts w:ascii="Calibri" w:cs="Calibri" w:eastAsia="Calibri" w:hAnsi="Calibri"/>
+          <w:b/>
+          <w:bCs/>
+          <w:color w:val="1F3864"/>
+          <w:sz w:val="19"/>
+          <w:szCs w:val="19"/>
+        </w:rPr>
+        <w:t xml:space="preserve">Part B - Lime slaker feed, product and final product sampling [M]</w:t>
+      </w:r>
+    </w:p>
+    <w:p>
+      <w:pPr>
+        <w:spacing w:after="60" w:before="0" w:line="245"/>
+      </w:pPr>
+      <w:r>
+        <w:rPr>
+          <w:rFonts w:ascii="Calibri" w:cs="Calibri" w:eastAsia="Calibri" w:hAnsi="Calibri"/>
+          <w:sz w:val="17"/>
+          <w:szCs w:val="17"/>
+        </w:rPr>
+        <w:t xml:space="preserve">[M] = taken from the Martabe team work instruction "Sampling Feed, Product and Final Product of Lime Slaker (DOC-3-MET-PRS-WIN-00059-IE)" (25/12/2024). [CONFIRM] = unspecified or inconsistent in the source; resolve before this instruction is approved for use. Part A (original steps) is unchanged.</w:t>
+      </w:r>
+    </w:p>
+    <w:p>
+      <w:pPr>
+        <w:spacing w:after="60" w:before="0" w:line="245"/>
+      </w:pPr>
+      <w:r>
+        <w:rPr>
+          <w:rFonts w:ascii="Calibri" w:cs="Calibri" w:eastAsia="Calibri" w:hAnsi="Calibri"/>
+          <w:sz w:val="17"/>
+          <w:szCs w:val="17"/>
+        </w:rPr>
+        <w:t xml:space="preserve">[CONFIRM] the source names the Martabe lime slaker feed hopper, product hopper and lime tank. Map these to the Transmin slaking plant points here. The source gives no test to run on the samples and does not say how hot the slurry is, so confirm the bag type and the laboratory request.</w:t>
+      </w:r>
+    </w:p>
+    <w:p>
+      <w:pPr>
+        <w:ind w:left="280"/>
+        <w:spacing w:after="50" w:before="0" w:line="245"/>
+      </w:pPr>
+      <w:r>
+        <w:rPr>
+          <w:rFonts w:ascii="Calibri" w:cs="Calibri" w:eastAsia="Calibri" w:hAnsi="Calibri"/>
+          <w:b/>
+          <w:bCs/>
+          <w:sz w:val="17"/>
+          <w:szCs w:val="17"/>
+        </w:rPr>
+        <w:t xml:space="preserve">9.</w:t>
+      </w:r>
+      <w:r>
+        <w:rPr>
+          <w:rFonts w:ascii="Calibri" w:cs="Calibri" w:eastAsia="Calibri" w:hAnsi="Calibri"/>
+          <w:sz w:val="17"/>
+          <w:szCs w:val="17"/>
+        </w:rPr>
+        <w:t xml:space="preserve">  Take 5 minutes before starting ('Take 5'). Check the plastic bags are not damaged or leaking [M].</w:t>
+      </w:r>
+    </w:p>
+    <w:p>
+      <w:pPr>
+        <w:ind w:left="280"/>
+        <w:spacing w:after="50" w:before="0" w:line="245"/>
+      </w:pPr>
+      <w:r>
+        <w:rPr>
+          <w:rFonts w:ascii="Calibri" w:cs="Calibri" w:eastAsia="Calibri" w:hAnsi="Calibri"/>
+          <w:b/>
+          <w:bCs/>
+          <w:sz w:val="17"/>
+          <w:szCs w:val="17"/>
+        </w:rPr>
+        <w:t xml:space="preserve">10.</w:t>
+      </w:r>
+      <w:r>
+        <w:rPr>
+          <w:rFonts w:ascii="Calibri" w:cs="Calibri" w:eastAsia="Calibri" w:hAnsi="Calibri"/>
+          <w:sz w:val="17"/>
+          <w:szCs w:val="17"/>
+        </w:rPr>
+        <w:t xml:space="preserve">  Feed: the sampling point is the feed hopper. Use the sampler kept near the lime slaker. Put the sampler into the feed bin and fill it. Take it out of the bin. Make sure the bag is dry (change a wet bag for a dry one). Put the sample in the bag and tie it tightly.</w:t>
+      </w:r>
+    </w:p>
+    <w:p>
+      <w:pPr>
+        <w:ind w:left="280"/>
+        <w:spacing w:after="50" w:before="0" w:line="245"/>
+      </w:pPr>
+      <w:r>
+        <w:rPr>
+          <w:rFonts w:ascii="Calibri" w:cs="Calibri" w:eastAsia="Calibri" w:hAnsi="Calibri"/>
+          <w:b/>
+          <w:bCs/>
+          <w:sz w:val="17"/>
+          <w:szCs w:val="17"/>
+        </w:rPr>
+        <w:t xml:space="preserve">11.</w:t>
+      </w:r>
+      <w:r>
+        <w:rPr>
+          <w:rFonts w:ascii="Calibri" w:cs="Calibri" w:eastAsia="Calibri" w:hAnsi="Calibri"/>
+          <w:sz w:val="17"/>
+          <w:szCs w:val="17"/>
+        </w:rPr>
+        <w:t xml:space="preserve">  Product: the sampling point is the product hopper. Open the product bin cover, put the sampler in and fill it, lift it out. Use a dry bag, put the sample in and tie it tightly. Close the product bin cover.</w:t>
+      </w:r>
+    </w:p>
+    <w:p>
+      <w:pPr>
+        <w:ind w:left="280"/>
+        <w:spacing w:after="50" w:before="0" w:line="245"/>
+      </w:pPr>
+      <w:r>
+        <w:rPr>
+          <w:rFonts w:ascii="Calibri" w:cs="Calibri" w:eastAsia="Calibri" w:hAnsi="Calibri"/>
+          <w:b/>
+          <w:bCs/>
+          <w:sz w:val="17"/>
+          <w:szCs w:val="17"/>
+        </w:rPr>
+        <w:t xml:space="preserve">12.</w:t>
+      </w:r>
+      <w:r>
+        <w:rPr>
+          <w:rFonts w:ascii="Calibri" w:cs="Calibri" w:eastAsia="Calibri" w:hAnsi="Calibri"/>
+          <w:sz w:val="17"/>
+          <w:szCs w:val="17"/>
+        </w:rPr>
+        <w:t xml:space="preserve">  Final product: the sampling point is the lime tank. Put the sampler into the final product bin, fill it, lift it out. Use a dry bag, put the sample in and tie it tightly.</w:t>
+      </w:r>
+    </w:p>
+    <w:p>
+      <w:pPr>
+        <w:ind w:left="280"/>
+        <w:spacing w:after="50" w:before="0" w:line="245"/>
+      </w:pPr>
+      <w:r>
+        <w:rPr>
+          <w:rFonts w:ascii="Calibri" w:cs="Calibri" w:eastAsia="Calibri" w:hAnsi="Calibri"/>
+          <w:b/>
+          <w:bCs/>
+          <w:sz w:val="17"/>
+          <w:szCs w:val="17"/>
+        </w:rPr>
+        <w:t xml:space="preserve">13.</w:t>
+      </w:r>
+      <w:r>
+        <w:rPr>
+          <w:rFonts w:ascii="Calibri" w:cs="Calibri" w:eastAsia="Calibri" w:hAnsi="Calibri"/>
+          <w:sz w:val="17"/>
+          <w:szCs w:val="17"/>
+        </w:rPr>
+        <w:t xml:space="preserve">  Hazards in the source: dust, contact with the product, the sampler hitting the head, and heat from the lime slurry. Hard hat on; make sure there is no water in the lime feed pocket.</w:t>
+      </w:r>
+    </w:p>
+    <w:p>
+      <w:pPr>
+        <w:spacing w:after="90" w:before="180" w:line="245"/>
+        <w:keepNext/>
+      </w:pPr>
+      <w:r>
+        <w:rPr>
+          <w:rFonts w:ascii="Calibri" w:cs="Calibri" w:eastAsia="Calibri" w:hAnsi="Calibri"/>
+          <w:b/>
+          <w:bCs/>
+          <w:color w:val="1F3864"/>
+          <w:sz w:val="19"/>
+          <w:szCs w:val="19"/>
+        </w:rPr>
+        <w:t xml:space="preserve">Part C - Bagged hydrated lime sampling [M]</w:t>
+      </w:r>
+    </w:p>
+    <w:p>
+      <w:pPr>
+        <w:spacing w:after="60" w:before="0" w:line="245"/>
+      </w:pPr>
+      <w:r>
+        <w:rPr>
+          <w:rFonts w:ascii="Calibri" w:cs="Calibri" w:eastAsia="Calibri" w:hAnsi="Calibri"/>
+          <w:sz w:val="17"/>
+          <w:szCs w:val="17"/>
+        </w:rPr>
+        <w:t xml:space="preserve">[M] = taken from the Martabe team work instruction "Sampling Hydrated Lime (DOC-3-MET-PRS-WIN-00061-IE)" (25/12/2024). [CONFIRM] = unspecified or inconsistent in the source; resolve before this instruction is approved for use. Part A (original steps) is unchanged.</w:t>
+      </w:r>
+    </w:p>
+    <w:p>
+      <w:pPr>
+        <w:ind w:left="280"/>
+        <w:spacing w:after="50" w:before="0" w:line="245"/>
+      </w:pPr>
+      <w:r>
+        <w:rPr>
+          <w:rFonts w:ascii="Calibri" w:cs="Calibri" w:eastAsia="Calibri" w:hAnsi="Calibri"/>
+          <w:b/>
+          <w:bCs/>
+          <w:sz w:val="17"/>
+          <w:szCs w:val="17"/>
+        </w:rPr>
+        <w:t xml:space="preserve">14.</w:t>
+      </w:r>
+      <w:r>
+        <w:rPr>
+          <w:rFonts w:ascii="Calibri" w:cs="Calibri" w:eastAsia="Calibri" w:hAnsi="Calibri"/>
+          <w:sz w:val="17"/>
+          <w:szCs w:val="17"/>
+        </w:rPr>
+        <w:t xml:space="preserve">  Check the nearest eyewash works. Prepare plastic bags, marker and scoop. Have the lime safety data sheet available [M].</w:t>
+      </w:r>
+    </w:p>
+    <w:p>
+      <w:pPr>
+        <w:ind w:left="280"/>
+        <w:spacing w:after="50" w:before="0" w:line="245"/>
+      </w:pPr>
+      <w:r>
+        <w:rPr>
+          <w:rFonts w:ascii="Calibri" w:cs="Calibri" w:eastAsia="Calibri" w:hAnsi="Calibri"/>
+          <w:b/>
+          <w:bCs/>
+          <w:sz w:val="17"/>
+          <w:szCs w:val="17"/>
+        </w:rPr>
+        <w:t xml:space="preserve">15.</w:t>
+      </w:r>
+      <w:r>
+        <w:rPr>
+          <w:rFonts w:ascii="Calibri" w:cs="Calibri" w:eastAsia="Calibri" w:hAnsi="Calibri"/>
+          <w:sz w:val="17"/>
+          <w:szCs w:val="17"/>
+        </w:rPr>
+        <w:t xml:space="preserve">  Bring the sample bag down with the forklift as the forklift operation instruction requires. Only an authorised forklift operator does this.</w:t>
+      </w:r>
+    </w:p>
+    <w:p>
+      <w:pPr>
+        <w:ind w:left="280"/>
+        <w:spacing w:after="50" w:before="0" w:line="245"/>
+      </w:pPr>
+      <w:r>
+        <w:rPr>
+          <w:rFonts w:ascii="Calibri" w:cs="Calibri" w:eastAsia="Calibri" w:hAnsi="Calibri"/>
+          <w:b/>
+          <w:bCs/>
+          <w:sz w:val="17"/>
+          <w:szCs w:val="17"/>
+        </w:rPr>
+        <w:t xml:space="preserve">16.</w:t>
+      </w:r>
+      <w:r>
+        <w:rPr>
+          <w:rFonts w:ascii="Calibri" w:cs="Calibri" w:eastAsia="Calibri" w:hAnsi="Calibri"/>
+          <w:sz w:val="17"/>
+          <w:szCs w:val="17"/>
+        </w:rPr>
+        <w:t xml:space="preserve">  Write the ID number on the plastic bag. Untie the sample bag and level the surface of the opened lime bag so lime does not spill.</w:t>
+      </w:r>
+    </w:p>
+    <w:p>
+      <w:pPr>
+        <w:ind w:left="280"/>
+        <w:spacing w:after="50" w:before="0" w:line="245"/>
+      </w:pPr>
+      <w:r>
+        <w:rPr>
+          <w:rFonts w:ascii="Calibri" w:cs="Calibri" w:eastAsia="Calibri" w:hAnsi="Calibri"/>
+          <w:b/>
+          <w:bCs/>
+          <w:sz w:val="17"/>
+          <w:szCs w:val="17"/>
+        </w:rPr>
+        <w:t xml:space="preserve">17.</w:t>
+      </w:r>
+      <w:r>
+        <w:rPr>
+          <w:rFonts w:ascii="Calibri" w:cs="Calibri" w:eastAsia="Calibri" w:hAnsi="Calibri"/>
+          <w:sz w:val="17"/>
+          <w:szCs w:val="17"/>
+        </w:rPr>
+        <w:t xml:space="preserve">  Take the sample with a scoop, spread evenly so the sample is homogeneous across the bag. Take it at least 10 cm below the surface.</w:t>
+      </w:r>
+    </w:p>
+    <w:p>
+      <w:pPr>
+        <w:ind w:left="280"/>
+        <w:spacing w:after="50" w:before="0" w:line="245"/>
+      </w:pPr>
+      <w:r>
+        <w:rPr>
+          <w:rFonts w:ascii="Calibri" w:cs="Calibri" w:eastAsia="Calibri" w:hAnsi="Calibri"/>
+          <w:b/>
+          <w:bCs/>
+          <w:sz w:val="17"/>
+          <w:szCs w:val="17"/>
+        </w:rPr>
+        <w:t xml:space="preserve">18.</w:t>
+      </w:r>
+      <w:r>
+        <w:rPr>
+          <w:rFonts w:ascii="Calibri" w:cs="Calibri" w:eastAsia="Calibri" w:hAnsi="Calibri"/>
+          <w:sz w:val="17"/>
+          <w:szCs w:val="17"/>
+        </w:rPr>
+        <w:t xml:space="preserve">  Put the sample in the labelled plastic bag. Twist the bag tightly and tie it by hand so no air is left inside. Also tie it with a cable tie. Double-bag it and tie the outer bag the same way.</w:t>
+      </w:r>
+    </w:p>
+    <w:p>
+      <w:pPr>
+        <w:ind w:left="280"/>
+        <w:spacing w:after="50" w:before="0" w:line="245"/>
+      </w:pPr>
+      <w:r>
+        <w:rPr>
+          <w:rFonts w:ascii="Calibri" w:cs="Calibri" w:eastAsia="Calibri" w:hAnsi="Calibri"/>
+          <w:b/>
+          <w:bCs/>
+          <w:sz w:val="17"/>
+          <w:szCs w:val="17"/>
+        </w:rPr>
+        <w:t xml:space="preserve">19.</w:t>
+      </w:r>
+      <w:r>
+        <w:rPr>
+          <w:rFonts w:ascii="Calibri" w:cs="Calibri" w:eastAsia="Calibri" w:hAnsi="Calibri"/>
+          <w:sz w:val="17"/>
+          <w:szCs w:val="17"/>
+        </w:rPr>
+        <w:t xml:space="preserve">  Close the sample container again. Send the sample and the dispatch form to the laboratory (the source says ITS).</w:t>
+      </w:r>
+    </w:p>
+    <w:p>
+      <w:pPr>
+        <w:ind w:left="280"/>
+        <w:spacing w:after="50" w:before="0" w:line="245"/>
+      </w:pPr>
+      <w:r>
+        <w:rPr>
+          <w:rFonts w:ascii="Calibri" w:cs="Calibri" w:eastAsia="Calibri" w:hAnsi="Calibri"/>
+          <w:b/>
+          <w:bCs/>
+          <w:sz w:val="17"/>
+          <w:szCs w:val="17"/>
+        </w:rPr>
+        <w:t xml:space="preserve">20.</w:t>
+      </w:r>
+      <w:r>
+        <w:rPr>
+          <w:rFonts w:ascii="Calibri" w:cs="Calibri" w:eastAsia="Calibri" w:hAnsi="Calibri"/>
+          <w:sz w:val="17"/>
+          <w:szCs w:val="17"/>
+        </w:rPr>
+        <w:t xml:space="preserve">  Record the per cent solids of the hydrated lime in 'G:\Processing\5. Metallurgy\Metallurgy Lab\04 Metlab Data\Lime\% Solid Hydrated Lime'. [CONFIRM] a per cent solids result on dry hydrated lime is unusual; confirm the test (lime availability is in SWI-PRO-MET-205-005).</w:t>
       </w:r>
     </w:p>
     <w:p>
@@ -2940,6 +3440,42 @@
           <w:szCs w:val="17"/>
         </w:rPr>
         <w:t xml:space="preserve">HM-PRC-V01-PRO021 to PRO027</w:t>
+      </w:r>
+    </w:p>
+    <w:p>
+      <w:pPr>
+        <w:pStyle w:val="ListParagraph"/>
+        <w:numPr>
+          <w:ilvl w:val="0"/>
+          <w:numId w:val="1"/>
+        </w:numPr>
+        <w:spacing w:after="60" w:line="245"/>
+      </w:pPr>
+      <w:r>
+        <w:rPr>
+          <w:rFonts w:ascii="Calibri" w:cs="Calibri" w:eastAsia="Calibri" w:hAnsi="Calibri"/>
+          <w:sz w:val="17"/>
+          <w:szCs w:val="17"/>
+        </w:rPr>
+        <w:t xml:space="preserve">Martabe work instruction 'Sampling Feed, Product and Final Product of Lime Slaker' DOC-3-MET-PRS-WIN-00059-IE v1.0 (issued 25/12/2024) - Part B source</w:t>
+      </w:r>
+    </w:p>
+    <w:p>
+      <w:pPr>
+        <w:pStyle w:val="ListParagraph"/>
+        <w:numPr>
+          <w:ilvl w:val="0"/>
+          <w:numId w:val="1"/>
+        </w:numPr>
+        <w:spacing w:after="60" w:line="245"/>
+      </w:pPr>
+      <w:r>
+        <w:rPr>
+          <w:rFonts w:ascii="Calibri" w:cs="Calibri" w:eastAsia="Calibri" w:hAnsi="Calibri"/>
+          <w:sz w:val="17"/>
+          <w:szCs w:val="17"/>
+        </w:rPr>
+        <w:t xml:space="preserve">Martabe work instruction 'Sampling Hydrated Lime' DOC-3-MET-PRS-WIN-00061-IE v1.0 (issued 25/12/2024) - Part C source</w:t>
       </w:r>
     </w:p>
     <w:sectPr>

--- a/SWI/201-Plant-Sampling/MM-4034-033-OR-03-SWI-PRO-MET-201-020-Reagent-Solution-Strength-Sampling---NaCN-NaOH-H2SO4-NaCl-Lime-and-RevA.docx
+++ b/SWI/201-Plant-Sampling/MM-4034-033-OR-03-SWI-PRO-MET-201-020-Reagent-Solution-Strength-Sampling---NaCN-NaOH-H2SO4-NaCl-Lime-and-RevA.docx
@@ -638,7 +638,7 @@
                 <w:sz w:val="17"/>
                 <w:szCs w:val="17"/>
               </w:rPr>
-              <w:t xml:space="preserve">DRAFT FOR REVIEW. Martabe work instructions 'Sampling Feed, Product and Final Product of Lime Slaker' (DOC-3-MET-PRS-WIN-00059-IE) as Part B and 'Sampling Hydrated Lime' (DOC-3-MET-PRS-WIN-00061-IE) as Part C added to Section 6, both v1.0 issued 25/12/2024. Not approved until reviewed. JSEA JSEA-PRO-MET-201-020 must be updated for the added hazard row.</w:t>
+              <w:t xml:space="preserve">DRAFT FOR REVIEW. Martabe work instructions 'Sampling Feed, Product and Final Product of Lime Slaker' (DOC-3-MET-PRS-WIN-00059-IE) as Part B, 'Sampling Hydrated Lime' (DOC-3-MET-PRS-WIN-00061-IE) as Part C and 'ReCYN Plant Caustic Strength Measurement' (DOC-3-MET-PMC-WIN-00088-IE) as Part D added to Section 6, all v1.0 issued 25/12/2024. Not approved until reviewed. JSEA JSEA-PRO-MET-201-020 must be updated for the added hazard rows.</w:t>
             </w:r>
           </w:p>
         </w:tc>
@@ -1949,6 +1949,58 @@
           </w:p>
         </w:tc>
       </w:tr>
+      <w:tr>
+        <w:tc>
+          <w:tcPr>
+            <w:tcW w:type="dxa" w:w="2900"/>
+            <w:shd w:val="clear" w:color="auto" w:fill="F2F5FA"/>
+            <w:tcMar>
+              <w:top w:type="dxa" w:w="55"/>
+              <w:left w:type="dxa" w:w="85"/>
+              <w:bottom w:type="dxa" w:w="55"/>
+              <w:right w:type="dxa" w:w="85"/>
+            </w:tcMar>
+          </w:tcPr>
+          <w:p>
+            <w:pPr>
+              <w:spacing w:after="0" w:line="235"/>
+            </w:pPr>
+            <w:r>
+              <w:rPr>
+                <w:rFonts w:ascii="Calibri" w:cs="Calibri" w:eastAsia="Calibri" w:hAnsi="Calibri"/>
+                <w:sz w:val="16"/>
+                <w:szCs w:val="16"/>
+              </w:rPr>
+              <w:t xml:space="preserve">[JSEA to confirm] Spilled caustic and sulphuric acid, and contact with the fumes, at the ReCYN caustic sample point and bench</w:t>
+            </w:r>
+          </w:p>
+        </w:tc>
+        <w:tc>
+          <w:tcPr>
+            <w:tcW w:type="dxa" w:w="6126"/>
+            <w:shd w:val="clear" w:color="auto" w:fill="F2F5FA"/>
+            <w:tcMar>
+              <w:top w:type="dxa" w:w="55"/>
+              <w:left w:type="dxa" w:w="85"/>
+              <w:bottom w:type="dxa" w:w="55"/>
+              <w:right w:type="dxa" w:w="85"/>
+            </w:tcMar>
+          </w:tcPr>
+          <w:p>
+            <w:pPr>
+              <w:spacing w:after="0" w:line="235"/>
+            </w:pPr>
+            <w:r>
+              <w:rPr>
+                <w:rFonts w:ascii="Calibri" w:cs="Calibri" w:eastAsia="Calibri" w:hAnsi="Calibri"/>
+                <w:sz w:val="16"/>
+                <w:szCs w:val="16"/>
+              </w:rPr>
+              <w:t xml:space="preserve">Nitrile gloves, goggles and safety boots. Carry reagents in closed bottles or glassware. Safety data sheets read; eyewash proven flowing; wash contact under running water and soap. Titrate only in a working fume cupboard; close the sample bottle tightly after sampling.</w:t>
+            </w:r>
+          </w:p>
+        </w:tc>
+      </w:tr>
     </w:tbl>
     <w:p>
       <w:pPr>
@@ -2554,6 +2606,24 @@
     </w:p>
     <w:p>
       <w:pPr>
+        <w:pStyle w:val="ListParagraph"/>
+        <w:numPr>
+          <w:ilvl w:val="0"/>
+          <w:numId w:val="1"/>
+        </w:numPr>
+        <w:spacing w:after="60" w:line="245"/>
+      </w:pPr>
+      <w:r>
+        <w:rPr>
+          <w:rFonts w:ascii="Calibri" w:cs="Calibri" w:eastAsia="Calibri" w:hAnsi="Calibri"/>
+          <w:sz w:val="17"/>
+          <w:szCs w:val="17"/>
+        </w:rPr>
+        <w:t xml:space="preserve">[M] 100 mL sample bottle with a closing lid, fume cupboard, sulphuric acid solution prepared per the Martabe instruction (not received)</w:t>
+      </w:r>
+    </w:p>
+    <w:p>
+      <w:pPr>
         <w:pStyle w:val="Heading1"/>
         <w:spacing w:after="120" w:before="260"/>
       </w:pPr>
@@ -3141,6 +3211,132 @@
     </w:p>
     <w:p>
       <w:pPr>
+        <w:spacing w:after="90" w:before="180" w:line="245"/>
+        <w:keepNext/>
+      </w:pPr>
+      <w:r>
+        <w:rPr>
+          <w:rFonts w:ascii="Calibri" w:cs="Calibri" w:eastAsia="Calibri" w:hAnsi="Calibri"/>
+          <w:b/>
+          <w:bCs/>
+          <w:color w:val="1F3864"/>
+          <w:sz w:val="19"/>
+          <w:szCs w:val="19"/>
+        </w:rPr>
+        <w:t xml:space="preserve">Part D - ReCYN plant caustic: sampling and strength calculation [M]</w:t>
+      </w:r>
+    </w:p>
+    <w:p>
+      <w:pPr>
+        <w:spacing w:after="60" w:before="0" w:line="245"/>
+      </w:pPr>
+      <w:r>
+        <w:rPr>
+          <w:rFonts w:ascii="Calibri" w:cs="Calibri" w:eastAsia="Calibri" w:hAnsi="Calibri"/>
+          <w:sz w:val="17"/>
+          <w:szCs w:val="17"/>
+        </w:rPr>
+        <w:t xml:space="preserve">[M] = taken from the Martabe team work instruction "Recyn Plant Caustic Strength Measurement (DOC-3-MET-PMC-WIN-00088-IE)" (25/12/2024). [CONFIRM] = unspecified or inconsistent in the source; resolve before this instruction is approved for use. Parts A, B and C are unchanged.</w:t>
+      </w:r>
+    </w:p>
+    <w:p>
+      <w:pPr>
+        <w:ind w:left="280"/>
+        <w:spacing w:after="50" w:before="0" w:line="245"/>
+      </w:pPr>
+      <w:r>
+        <w:rPr>
+          <w:rFonts w:ascii="Calibri" w:cs="Calibri" w:eastAsia="Calibri" w:hAnsi="Calibri"/>
+          <w:b/>
+          <w:bCs/>
+          <w:sz w:val="17"/>
+          <w:szCs w:val="17"/>
+        </w:rPr>
+        <w:t xml:space="preserve">21.</w:t>
+      </w:r>
+      <w:r>
+        <w:rPr>
+          <w:rFonts w:ascii="Calibri" w:cs="Calibri" w:eastAsia="Calibri" w:hAnsi="Calibri"/>
+          <w:sz w:val="17"/>
+          <w:szCs w:val="17"/>
+        </w:rPr>
+        <w:t xml:space="preserve">  Take 5 and prepare the fume cupboard, beakers, 100 mL sample bottle, dropper and burette. Check them and the reagents (water, NaOH, phenolphthalein, sulphuric acid) are good to use [M].</w:t>
+      </w:r>
+    </w:p>
+    <w:p>
+      <w:pPr>
+        <w:ind w:left="280"/>
+        <w:spacing w:after="50" w:before="0" w:line="245"/>
+      </w:pPr>
+      <w:r>
+        <w:rPr>
+          <w:rFonts w:ascii="Calibri" w:cs="Calibri" w:eastAsia="Calibri" w:hAnsi="Calibri"/>
+          <w:b/>
+          <w:bCs/>
+          <w:sz w:val="17"/>
+          <w:szCs w:val="17"/>
+        </w:rPr>
+        <w:t xml:space="preserve">22.</w:t>
+      </w:r>
+      <w:r>
+        <w:rPr>
+          <w:rFonts w:ascii="Calibri" w:cs="Calibri" w:eastAsia="Calibri" w:hAnsi="Calibri"/>
+          <w:sz w:val="17"/>
+          <w:szCs w:val="17"/>
+        </w:rPr>
+        <w:t xml:space="preserve">  Take the NaOH sample from the drain pipe of the ReCYN plant caustic pump into the 100 mL bottle. Fill the bottle to the level of the lid so it does not overflow, then close it tightly. [CONFIRM] Part A step 5 says to sample only from the designated diluted-solution valve, never from the concentrated tank; confirm the pump drain pipe carries the diluted solution.</w:t>
+      </w:r>
+    </w:p>
+    <w:p>
+      <w:pPr>
+        <w:ind w:left="280"/>
+        <w:spacing w:after="50" w:before="0" w:line="245"/>
+      </w:pPr>
+      <w:r>
+        <w:rPr>
+          <w:rFonts w:ascii="Calibri" w:cs="Calibri" w:eastAsia="Calibri" w:hAnsi="Calibri"/>
+          <w:b/>
+          <w:bCs/>
+          <w:sz w:val="17"/>
+          <w:szCs w:val="17"/>
+        </w:rPr>
+        <w:t xml:space="preserve">23.</w:t>
+      </w:r>
+      <w:r>
+        <w:rPr>
+          <w:rFonts w:ascii="Calibri" w:cs="Calibri" w:eastAsia="Calibri" w:hAnsi="Calibri"/>
+          <w:sz w:val="17"/>
+          <w:szCs w:val="17"/>
+        </w:rPr>
+        <w:t xml:space="preserve">  Prepare the sulphuric acid and titrate the sample in the fume cupboard as SWI-PRO-MET-205-002 Part B describes.</w:t>
+      </w:r>
+    </w:p>
+    <w:p>
+      <w:pPr>
+        <w:ind w:left="280"/>
+        <w:spacing w:after="50" w:before="0" w:line="245"/>
+      </w:pPr>
+      <w:r>
+        <w:rPr>
+          <w:rFonts w:ascii="Calibri" w:cs="Calibri" w:eastAsia="Calibri" w:hAnsi="Calibri"/>
+          <w:b/>
+          <w:bCs/>
+          <w:sz w:val="17"/>
+          <w:szCs w:val="17"/>
+        </w:rPr>
+        <w:t xml:space="preserve">24.</w:t>
+      </w:r>
+      <w:r>
+        <w:rPr>
+          <w:rFonts w:ascii="Calibri" w:cs="Calibri" w:eastAsia="Calibri" w:hAnsi="Calibri"/>
+          <w:sz w:val="17"/>
+          <w:szCs w:val="17"/>
+        </w:rPr>
+        <w:t xml:space="preserve">  Record the caustic strength in 'G:\Processing\5. Metallurgy\Metallurgy Lab\04 Metlab Data\Concentrasi NaOH' or on form DOC-4-MET-PMC-DFR-00135-EN (Form Caustic Strength.xlsx).</w:t>
+      </w:r>
+    </w:p>
+    <w:p>
+      <w:pPr>
         <w:pStyle w:val="Heading1"/>
         <w:spacing w:after="120" w:before="260"/>
       </w:pPr>
@@ -3476,6 +3672,24 @@
           <w:szCs w:val="17"/>
         </w:rPr>
         <w:t xml:space="preserve">Martabe work instruction 'Sampling Hydrated Lime' DOC-3-MET-PRS-WIN-00061-IE v1.0 (issued 25/12/2024) - Part C source</w:t>
+      </w:r>
+    </w:p>
+    <w:p>
+      <w:pPr>
+        <w:pStyle w:val="ListParagraph"/>
+        <w:numPr>
+          <w:ilvl w:val="0"/>
+          <w:numId w:val="1"/>
+        </w:numPr>
+        <w:spacing w:after="60" w:line="245"/>
+      </w:pPr>
+      <w:r>
+        <w:rPr>
+          <w:rFonts w:ascii="Calibri" w:cs="Calibri" w:eastAsia="Calibri" w:hAnsi="Calibri"/>
+          <w:sz w:val="17"/>
+          <w:szCs w:val="17"/>
+        </w:rPr>
+        <w:t xml:space="preserve">Martabe work instruction 'ReCYN Plant Caustic Strength Measurement' DOC-3-MET-PMC-WIN-00088-IE v1.0 (issued 25/12/2024) - Part D source</w:t>
       </w:r>
     </w:p>
     <w:sectPr>

--- a/SWI/201-Plant-Sampling/MM-4034-033-OR-03-SWI-PRO-MET-201-020-Reagent-Solution-Strength-Sampling---NaCN-NaOH-H2SO4-NaCl-Lime-and-RevA.docx
+++ b/SWI/201-Plant-Sampling/MM-4034-033-OR-03-SWI-PRO-MET-201-020-Reagent-Solution-Strength-Sampling---NaCN-NaOH-H2SO4-NaCl-Lime-and-RevA.docx
@@ -3867,7 +3867,7 @@
                 <w:lang w:val="en-AU" w:eastAsia="en-AU"/>
                 <w14:ligatures w14:val="none"/>
               </w:rPr>
-              <w:t xml:space="preserve">Confirm you are trained and signed off against this SWI, signed on to JSEA-PRO-MET-201-020 at a communication session, and authorised by the Shift Supervisor.</w:t>
+              <w:t xml:space="preserve">Confirm you are trained and signed off against this SWI, signed on to JSEA-PRO-MET-201-020 at a communication session, site inducted with current cyanide awareness and gas detection competency where the area requires it, and authorised by the Shift Supervisor.</w:t>
             </w:r>
           </w:p>
           <w:p>
@@ -4553,7 +4553,7 @@
                 <w:lang w:val="en-AU" w:eastAsia="en-AU"/>
                 <w14:ligatures w14:val="none"/>
               </w:rPr>
-              <w:t xml:space="preserve">100 mL sample bottle with a closing lid, fume cupboard, sulphuric acid solution</w:t>
+              <w:t xml:space="preserve">100 mL sample bottle with a closing lid, fume cupboard, sulphuric acid solution prepared per the Martabe instruction (not received)</w:t>
             </w:r>
           </w:p>
           <w:p>
